--- a/prosedurler/EMS.KS.PRO.22.06. Fabric Receiving and Inspection (4-Point) Procedure.docx
+++ b/prosedurler/EMS.KS.PRO.22.06. Fabric Receiving and Inspection (4-Point) Procedure.docx
@@ -5517,13 +5517,13 @@
           <w:sz w:val="20"/>
           <w:szCs w:val="20"/>
         </w:rPr>
-        <w:t xml:space="preserve">Hazırlayan: Kumaş Kontrol Sorumlusu  ..........................    Kalite Müdürü: ..........................</w:t>
-      </w:r>
-    </w:p>
-    <w:p>
-      <w:pPr>
-        <w:pStyle w:val="ListeParagraf"/>
-        <w:spacing w:before="160" w:after="0"/>
+        <w:t xml:space="preserve">Hazırlayan: Kumaş Kontrol Sorumlusu  ..........................</w:t>
+      </w:r>
+    </w:p>
+    <w:p>
+      <w:pPr>
+        <w:pStyle w:val="ListeParagraf"/>
+        <w:spacing w:before="40" w:after="0"/>
         <w:ind w:left="709"/>
       </w:pPr>
       <w:r>
@@ -5534,7 +5534,75 @@
           <w:sz w:val="20"/>
           <w:szCs w:val="20"/>
         </w:rPr>
-        <w:t xml:space="preserve">Hazırlayan: Bakım Müdürü  ..........................    Kalite Müdürü: ..........................</w:t>
+        <w:t xml:space="preserve">Kontrol: Örme Fabrika Müdürü · Üretim Müdürü  ..........................</w:t>
+      </w:r>
+    </w:p>
+    <w:p>
+      <w:pPr>
+        <w:pStyle w:val="ListeParagraf"/>
+        <w:spacing w:before="40" w:after="0"/>
+        <w:ind w:left="709"/>
+      </w:pPr>
+      <w:r>
+        <w:rPr>
+          <w:rFonts w:ascii="Calibri" w:hAnsi="Calibri" w:cs="Calibri"/>
+          <w:b/>
+          <w:bCs/>
+          <w:sz w:val="20"/>
+          <w:szCs w:val="20"/>
+        </w:rPr>
+        <w:t xml:space="preserve">Kalite Müdürü: ..........................    Fabrika Müdürü: ..........................</w:t>
+      </w:r>
+    </w:p>
+    <w:p>
+      <w:pPr>
+        <w:pStyle w:val="ListeParagraf"/>
+        <w:spacing w:before="160" w:after="0"/>
+        <w:ind w:left="709"/>
+      </w:pPr>
+      <w:r>
+        <w:rPr>
+          <w:rFonts w:ascii="Calibri" w:hAnsi="Calibri" w:cs="Calibri"/>
+          <w:b/>
+          <w:bCs/>
+          <w:sz w:val="20"/>
+          <w:szCs w:val="20"/>
+        </w:rPr>
+        <w:t xml:space="preserve">Hazırlayan: Bakım Müdürü  ..........................</w:t>
+      </w:r>
+    </w:p>
+    <w:p>
+      <w:pPr>
+        <w:pStyle w:val="ListeParagraf"/>
+        <w:spacing w:before="40" w:after="0"/>
+        <w:ind w:left="709"/>
+      </w:pPr>
+      <w:r>
+        <w:rPr>
+          <w:rFonts w:ascii="Calibri" w:hAnsi="Calibri" w:cs="Calibri"/>
+          <w:b/>
+          <w:bCs/>
+          <w:sz w:val="20"/>
+          <w:szCs w:val="20"/>
+        </w:rPr>
+        <w:t xml:space="preserve">Kontrol: Fabrika Müdürü · İplik Fabrika Müdürü  ..........................</w:t>
+      </w:r>
+    </w:p>
+    <w:p>
+      <w:pPr>
+        <w:pStyle w:val="ListeParagraf"/>
+        <w:spacing w:before="40" w:after="0"/>
+        <w:ind w:left="709"/>
+      </w:pPr>
+      <w:r>
+        <w:rPr>
+          <w:rFonts w:ascii="Calibri" w:hAnsi="Calibri" w:cs="Calibri"/>
+          <w:b/>
+          <w:bCs/>
+          <w:sz w:val="20"/>
+          <w:szCs w:val="20"/>
+        </w:rPr>
+        <w:t xml:space="preserve">Kalite Müdürü: ..........................    Fabrika Müdürü: ..........................</w:t>
       </w:r>
     </w:p>
     <w:p>

--- a/prosedurler/EMS.KS.PRO.22.06. Fabric Receiving and Inspection (4-Point) Procedure.docx
+++ b/prosedurler/EMS.KS.PRO.22.06. Fabric Receiving and Inspection (4-Point) Procedure.docx
@@ -73,7 +73,7 @@
           <w:sz w:val="24"/>
           <w:szCs w:val="24"/>
         </w:rPr>
-        <w:t xml:space="preserve">This procedure covers receiving, relaxing, physical and fastness testing, 4-point inspection and the release decision for all fabric lots coming from the EMS dyehouse and for purchased fabric. It also covers the inspection of greige rolls in the knitting department with the same 4-point method (PRS-ORM-02). Cutting and later processes are subject to the cutting procedure.</w:t>
+        <w:t xml:space="preserve">This procedure covers receiving, relaxing, physical and fastness testing, 4-point inspection and the release decision for all fabric lots coming from the EMS dyehouse and for purchased fabric. It also covers the inspection of greige rolls in the knitting department with the same 4-point method (EMS.KS.PRO.22.06). Cutting and later processes are subject to the cutting procedure.</w:t>
       </w:r>
     </w:p>
     <w:p>
@@ -691,7 +691,7 @@
           <w:sz w:val="24"/>
           <w:szCs w:val="24"/>
         </w:rPr>
-        <w:t xml:space="preserve">1.1. Arriving fabric is matched with the delivery note and order information; roll count, metres, kg, lot and colour are verified (PRS-KUM-01, TLM-KUM-01, EMS.DP.PRO.08.01. Material Receiving and Storage Procedure).</w:t>
+        <w:t xml:space="preserve">1.1. Arriving fabric is matched with the delivery note and order information; roll count, metres, kg, lot and colour are verified (EMS.KS.PRO.22.06, EMS.DP.TL.08.01, EMS.DP.PRO.08.01. Material Receiving and Storage Procedure).</w:t>
       </w:r>
     </w:p>
     <w:p>
@@ -796,7 +796,7 @@
           <w:sz w:val="24"/>
           <w:szCs w:val="24"/>
         </w:rPr>
-        <w:t xml:space="preserve">2.1. Before cutting, fabric is relaxed without tension, as a single layer or loose roll, for the time stated in the specification (TLM-KUM-02, EMS.ÜR.TL.05.09. Fabric Relaxation and Spreading Instruction).</w:t>
+        <w:t xml:space="preserve">2.1. Before cutting, fabric is relaxed without tension, as a single layer or loose roll, for the time stated in the specification (EMS.ÜR.TL.05.09, EMS.ÜR.TL.05.09. Fabric Relaxation and Spreading Instruction).</w:t>
       </w:r>
     </w:p>
     <w:p>
@@ -901,7 +901,7 @@
           <w:sz w:val="24"/>
           <w:szCs w:val="24"/>
         </w:rPr>
-        <w:t xml:space="preserve">3.1. Quality Assurance selects the specified number of rolls from each lot according to the order; test specimens are prepared according to sampling and washing rules (TLM-KUM-03, EMS.LB.PRO.09.01. Fabric and Product Testing Procedure).</w:t>
+        <w:t xml:space="preserve">3.1. Quality Assurance selects the specified number of rolls from each lot according to the order; test specimens are prepared according to sampling and washing rules (EMS.LB.TL.09.01, EMS.LB.PRO.09.01. Fabric and Product Testing Procedure).</w:t>
       </w:r>
     </w:p>
     <w:p>
@@ -1006,7 +1006,7 @@
           <w:sz w:val="24"/>
           <w:szCs w:val="24"/>
         </w:rPr>
-        <w:t xml:space="preserve">4.1. Inspection is done on an inspection table under fixed lighting and at a speed at which the inspector can see the fabric surface (PRS-KUM-02, TLM-KUM-04, EMS.QA.TL.02.03. Fabric 4-Point Inspection Instruction).</w:t>
+        <w:t xml:space="preserve">4.1. Inspection is done on an inspection table under fixed lighting and at a speed at which the inspector can see the fabric surface (EMS.KS.PRO.22.06, EMS.QA.TL.02.03, EMS.QA.TL.02.03. Fabric 4-Point Inspection Instruction).</w:t>
       </w:r>
     </w:p>
     <w:p>
@@ -1102,7 +1102,7 @@
           <w:sz w:val="24"/>
           <w:szCs w:val="24"/>
         </w:rPr>
-        <w:t xml:space="preserve">4.7. Greige rolls inspected in the knitting department are recorded in the Greige Fabric Inspection Form (EMS.QA.FRM.07.21) (PRS-ORM-02, EMS.ÜR.TL.05.08. Greige Fabric Inspection Instruction); the same point rules apply.</w:t>
+        <w:t xml:space="preserve">4.7. Greige rolls inspected in the knitting department are recorded in the Greige Fabric Inspection Form (EMS.QA.FRM.07.21) (EMS.KS.PRO.22.06, EMS.ÜR.TL.05.08. Greige Fabric Inspection Instruction); the same point rules apply.</w:t>
       </w:r>
     </w:p>
     <w:p>
@@ -1742,7 +1742,7 @@
           <w:sz w:val="24"/>
           <w:szCs w:val="24"/>
         </w:rPr>
-        <w:t xml:space="preserve">PRS-KUM-01 Fabric Receiving and Inspection Procedure; PRS-KUM-02 Fabric Inspection Procedure; PRS-ORM-02 Fabric Inspection Procedure</w:t>
+        <w:t xml:space="preserve">EMS.KS.PRO.22.06 Fabric Receiving and Inspection Procedure; EMS.KS.PRO.22.06 Fabric Inspection Procedure; EMS.KS.PRO.22.06 Fabric Inspection Procedure</w:t>
       </w:r>
     </w:p>
     <w:p>
@@ -1761,7 +1761,7 @@
           <w:sz w:val="24"/>
           <w:szCs w:val="24"/>
         </w:rPr>
-        <w:t xml:space="preserve">TLM-KUM-01 Fabric receiving check; TLM-KUM-02 Fabric relaxing time and conditions; TLM-KUM-03 Shrinkage, GSM and fastness check; TLM-KUM-04 4-point fabric inspection</w:t>
+        <w:t xml:space="preserve">EMS.DP.TL.08.01 Fabric receiving check; EMS.ÜR.TL.05.09 Fabric relaxing time and conditions; EMS.LB.TL.09.01 Shrinkage, GSM and fastness check; EMS.QA.TL.02.03 4-point fabric inspection</w:t>
       </w:r>
     </w:p>
     <w:p>
@@ -2118,7 +2118,7 @@
           <w:sz w:val="24"/>
           <w:szCs w:val="24"/>
         </w:rPr>
-        <w:t xml:space="preserve">يشمل هذا الإجراء استلام جميع دفعات القماش الواردة من مصبغة EMS والقماش المشترى وإراحتها واختبارها فيزيائيًا واختبار ثباتها وفحصها بنظام 4 نقاط واتخاذ قرار الإفراج عنها. ويشمل أيضًا فحص رولات القماش الخام في قسم التريكو بطريقة 4 نقاط نفسها (PRS-ORM-02). ويخضع القص وما بعده لإجراء القص.</w:t>
+        <w:t xml:space="preserve">يشمل هذا الإجراء استلام جميع دفعات القماش الواردة من مصبغة EMS والقماش المشترى وإراحتها واختبارها فيزيائيًا واختبار ثباتها وفحصها بنظام 4 نقاط واتخاذ قرار الإفراج عنها. ويشمل أيضًا فحص رولات القماش الخام في قسم التريكو بطريقة 4 نقاط نفسها (EMS.KS.PRO.22.06). ويخضع القص وما بعده لإجراء القص.</w:t>
       </w:r>
     </w:p>
     <w:p>
@@ -2809,7 +2809,7 @@
           <w:sz w:val="24"/>
           <w:szCs w:val="24"/>
         </w:rPr>
-        <w:t xml:space="preserve">1.1. يُطابق القماش الوارد مع إشعار التسليم ومعلومات الطلبية؛ ويُتحقق من عدد الرولات والأمتار والكيلوغرامات والدفعة واللون (PRS-KUM-01، TLM-KUM-01، EMS.DP.PRO.08.01. إجراء استلام المواد وتخزينها).</w:t>
+        <w:t xml:space="preserve">1.1. يُطابق القماش الوارد مع إشعار التسليم ومعلومات الطلبية؛ ويُتحقق من عدد الرولات والأمتار والكيلوغرامات والدفعة واللون (EMS.KS.PRO.22.06، EMS.DP.TL.08.01، EMS.DP.PRO.08.01. إجراء استلام المواد وتخزينها).</w:t>
       </w:r>
     </w:p>
     <w:p>
@@ -2927,7 +2927,7 @@
           <w:sz w:val="24"/>
           <w:szCs w:val="24"/>
         </w:rPr>
-        <w:t xml:space="preserve">2.1. قبل القص يُترك القماش دون شد، بطبقة واحدة أو رول مرتخٍ، للمدة المذكورة في المواصفة (TLM-KUM-02، EMS.ÜR.TL.05.09. تعليمات إراحة القماش وفرده).</w:t>
+        <w:t xml:space="preserve">2.1. قبل القص يُترك القماش دون شد، بطبقة واحدة أو رول مرتخٍ، للمدة المذكورة في المواصفة (EMS.ÜR.TL.05.09، EMS.ÜR.TL.05.09. تعليمات إراحة القماش وفرده).</w:t>
       </w:r>
     </w:p>
     <w:p>
@@ -3045,7 +3045,7 @@
           <w:sz w:val="24"/>
           <w:szCs w:val="24"/>
         </w:rPr>
-        <w:t xml:space="preserve">3.1. يختار ضمان الجودة العدد المحدد من الرولات من كل دفعة بحسب الطلبية؛ وتُعد عينات الاختبار وفق قواعد أخذ العينات والغسيل (TLM-KUM-03، EMS.LB.PRO.09.01. إجراء اختبار الأقمشة والمنتجات).</w:t>
+        <w:t xml:space="preserve">3.1. يختار ضمان الجودة العدد المحدد من الرولات من كل دفعة بحسب الطلبية؛ وتُعد عينات الاختبار وفق قواعد أخذ العينات والغسيل (EMS.LB.TL.09.01، EMS.LB.PRO.09.01. إجراء اختبار الأقمشة والمنتجات).</w:t>
       </w:r>
     </w:p>
     <w:p>
@@ -3163,7 +3163,7 @@
           <w:sz w:val="24"/>
           <w:szCs w:val="24"/>
         </w:rPr>
-        <w:t xml:space="preserve">4.1. يُجرى الفحص على طاولة فحص تحت إضاءة ثابتة وبسرعة يستطيع معها المفتش رؤية سطح القماش (PRS-KUM-02، TLM-KUM-04، EMS.QA.TL.02.03. تعليمات فحص القماش بنظام 4 نقاط).</w:t>
+        <w:t xml:space="preserve">4.1. يُجرى الفحص على طاولة فحص تحت إضاءة ثابتة وبسرعة يستطيع معها المفتش رؤية سطح القماش (EMS.KS.PRO.22.06، EMS.QA.TL.02.03، EMS.QA.TL.02.03. تعليمات فحص القماش بنظام 4 نقاط).</w:t>
       </w:r>
     </w:p>
     <w:p>
@@ -3271,7 +3271,7 @@
           <w:sz w:val="24"/>
           <w:szCs w:val="24"/>
         </w:rPr>
-        <w:t xml:space="preserve">4.7. تُسجل الرولات الخام المفحوصة في قسم التريكو في نموذج فحص القماش الخام (EMS.QA.FRM.07.21) (PRS-ORM-02، EMS.ÜR.TL.05.08. تعليمات فحص القماش الخام)؛ وتسري قواعد النقاط نفسها.</w:t>
+        <w:t xml:space="preserve">4.7. تُسجل الرولات الخام المفحوصة في قسم التريكو في نموذج فحص القماش الخام (EMS.QA.FRM.07.21) (EMS.KS.PRO.22.06، EMS.ÜR.TL.05.08. تعليمات فحص القماش الخام)؛ وتسري قواعد النقاط نفسها.</w:t>
       </w:r>
     </w:p>
     <w:p>
@@ -3986,7 +3986,7 @@
           <w:sz w:val="24"/>
           <w:szCs w:val="24"/>
         </w:rPr>
-        <w:t xml:space="preserve">PRS-KUM-01 إجراء استلام القماش وفحصه؛ PRS-KUM-02 إجراء فحص القماش؛ PRS-ORM-02 إجراء فحص القماش</w:t>
+        <w:t xml:space="preserve">EMS.KS.PRO.22.06 إجراء استلام القماش وفحصه؛ EMS.KS.PRO.22.06 إجراء فحص القماش؛ EMS.KS.PRO.22.06 إجراء فحص القماش</w:t>
       </w:r>
     </w:p>
     <w:p>
@@ -4007,7 +4007,7 @@
           <w:sz w:val="24"/>
           <w:szCs w:val="24"/>
         </w:rPr>
-        <w:t xml:space="preserve">TLM-KUM-01 فحص استلام القماش؛ TLM-KUM-02 مدة الإراحة وشروطها؛ TLM-KUM-03 فحص الانكماش وGSM والثبات؛ TLM-KUM-04 فحص القماش بنظام 4 نقاط</w:t>
+        <w:t xml:space="preserve">EMS.DP.TL.08.01 فحص استلام القماش؛ EMS.ÜR.TL.05.09 مدة الإراحة وشروطها؛ EMS.LB.TL.09.01 فحص الانكماش وGSM والثبات؛ EMS.QA.TL.02.03 فحص القماش بنظام 4 نقاط</w:t>
       </w:r>
     </w:p>
     <w:p>
